--- a/eng/docx/21.content.docx
+++ b/eng/docx/21.content.docx
@@ -136,13 +136,6 @@
         <w:rPr>
           <w:lang w:val="en_US" w:bidi="en_US"/>
         </w:rPr>
-      </w:r>
-      <w:r>
-        <w:rPr>
-          <w:i/>
-          <w:lang w:val="en_US" w:bidi="en_US"/>
-        </w:rPr>
-        <w:t>Ecclesiastes 1:1, Ecclesiastes 1:4, Ecclesiastes 1:8, Ecclesiastes 1:9, Ecclesiastes 1:13, Ecclesiastes 1:14, Ecclesiastes 1:18, Ecclesiastes 2:1, Ecclesiastes 2:3, Ecclesiastes 2:6, Ecclesiastes 2:8, Ecclesiastes 2:10, Ecclesiastes 2:11, Ecclesiastes 2:14, Ecclesiastes 2:16, Ecclesiastes 2:18, Ecclesiastes 2:20, Ecclesiastes 2:23, Ecclesiastes 2:24, Ecclesiastes 2:26, Ecclesiastes 3:1, Ecclesiastes 3:10, Ecclesiastes 3:11, Ecclesiastes 3:13, Ecclesiastes 3:14, Ecclesiastes 3:16, Ecclesiastes 3:19–20, Ecclesiastes 3:22, Ecclesiastes 4:1, Ecclesiastes 4:3, Ecclesiastes 4:6, Ecclesiastes 4:9–10, Ecclesiastes 4:12, Ecclesiastes 4:13, Ecclesiastes 4:16, Ecclesiastes 5:1, Ecclesiastes 5:2, Ecclesiastes 5:5, Ecclesiastes 5:8, Ecclesiastes 5:11, Ecclesiastes 5:12, Ecclesiastes 5:14, Ecclesiastes 5:15, Ecclesiastes 5:20, Ecclesiastes 6:1–2, Ecclesiastes 6:3, Ecclesiastes 6:6, Ecclesiastes 6:7, Ecclesiastes 6:11, Ecclesiastes 7:2, Ecclesiastes 7:4, Ecclesiastes 7:6, Ecclesiastes 7:7, Ecclesiastes 7:9, Ecclesiastes 7:12, Ecclesiastes 7:14, Ecclesiastes 7:15, Ecclesiastes 7:18, Ecclesiastes 7:21, Ecclesiastes 7:24, Ecclesiastes 7:26, Ecclesiastes 7:28, Ecclesiastes 8:1, Ecclesiastes 8:3, Ecclesiastes 8:5, Ecclesiastes 8:8, Ecclesiastes 8:10, Ecclesiastes 8:12, Ecclesiastes 8:15, Ecclesiastes 8:17, Ecclesiastes 9:1, Ecclesiastes 9:2, Ecclesiastes 9:3, Ecclesiastes 9:5, Ecclesiastes 9:6, Ecclesiastes 9:10, Ecclesiastes 9:12, Ecclesiastes 9:15, Ecclesiastes 9:18, Ecclesiastes 10:3, Ecclesiastes 10:7, Ecclesiastes 10:8, Ecclesiastes 10:10, Ecclesiastes 10:13, Ecclesiastes 10:16, Ecclesiastes 10:18, Ecclesiastes 10:20, Ecclesiastes 11:2, Ecclesiastes 11:5, Ecclesiastes 11:6, Ecclesiastes 11:10, Ecclesiastes 12:1, Ecclesiastes 12:3, Ecclesiastes 12:4, Ecclesiastes 12:7, Ecclesiastes 12:9, Ecclesiastes 12:11, Ecclesiastes 12:12, Ecclesiastes 12:13</w:t>
       </w:r>
       <w:r>
         <w:rPr>

--- a/eng/docx/21.content.docx
+++ b/eng/docx/21.content.docx
@@ -123,19 +123,6 @@
           <w:lang w:val="en_US" w:bidi="en_US"/>
         </w:rPr>
         <w:t>ECC</w:t>
-      </w:r>
-      <w:r>
-        <w:rPr>
-          <w:lang w:val="en_US" w:bidi="en_US"/>
-        </w:rPr>
-      </w:r>
-    </w:p>
-    <w:p>
-      <w:pPr/>
-      <w:r>
-        <w:rPr>
-          <w:lang w:val="en_US" w:bidi="en_US"/>
-        </w:rPr>
       </w:r>
       <w:r>
         <w:rPr>

--- a/eng/docx/21.content.docx
+++ b/eng/docx/21.content.docx
@@ -19,7 +19,7 @@
         <w:rPr>
           <w:lang w:val="en_US" w:bidi="en_US"/>
         </w:rPr>
-        <w:t>Resource: Translation Questions (unfoldingWord)</w:t>
+        <w:t>Resource: unfoldingWord® Translation Questions</w:t>
       </w:r>
       <w:r>
         <w:rPr>
@@ -85,7 +85,7 @@
         <w:rPr>
           <w:lang w:val="en_US" w:bidi="en_US"/>
         </w:rPr>
-        <w:t>Translation Questions (unfoldingWord)</w:t>
+        <w:t>unfoldingWord® Translation Questions</w:t>
       </w:r>
     </w:p>
     <w:p>
